--- a/squads/vmo-autonomo/projects/DEM-2026-007/01-qualificacao/gate-qualificacao.docx
+++ b/squads/vmo-autonomo/projects/DEM-2026-007/01-qualificacao/gate-qualificacao.docx
@@ -8,8 +8,11 @@
       </w:pPr>
       <w:r>
         <w:rPr>
-          <w:color w:val="1F497D"/>
-          <w:sz w:val="36"/>
+          <w:rFonts w:ascii="Calibri" w:hAnsi="Calibri"/>
+          <w:b/>
+          <w:i w:val="0"/>
+          <w:color w:val="1A3A5C"/>
+          <w:sz w:val="30"/>
         </w:rPr>
         <w:t>Gate de Governança — Fase 02: Qualificação</w:t>
       </w:r>
@@ -58,8 +61,11 @@
       </w:pPr>
       <w:r>
         <w:rPr>
-          <w:color w:val="2E74B5"/>
-          <w:sz w:val="28"/>
+          <w:rFonts w:ascii="Calibri" w:hAnsi="Calibri"/>
+          <w:b/>
+          <w:i w:val="0"/>
+          <w:color w:val="1E5296"/>
+          <w:sz w:val="25"/>
         </w:rPr>
         <w:t>Veredicto: PASS</w:t>
       </w:r>
@@ -71,8 +77,11 @@
       </w:pPr>
       <w:r>
         <w:rPr>
-          <w:color w:val="404040"/>
-          <w:sz w:val="24"/>
+          <w:rFonts w:ascii="Calibri" w:hAnsi="Calibri"/>
+          <w:b/>
+          <w:i w:val="0"/>
+          <w:color w:val="2A4A7F"/>
+          <w:sz w:val="22"/>
         </w:rPr>
         <w:t>Checklist</w:t>
       </w:r>
@@ -81,26 +90,28 @@
     <w:tbl>
       <w:tblPr>
         <w:tblStyle w:val="TableGrid"/>
-        <w:tblW w:type="auto" w:w="0"/>
         <w:tblLook w:firstColumn="1" w:firstRow="1" w:lastColumn="0" w:lastRow="0" w:noHBand="0" w:noVBand="1" w:val="04A0"/>
+        <w:tblW w:w="8901" w:type="dxa"/>
+        <w:tblLayout w:type="fixed"/>
       </w:tblPr>
       <w:tblGrid>
-        <w:gridCol w:w="2196"/>
-        <w:gridCol w:w="2196"/>
-        <w:gridCol w:w="2196"/>
-        <w:gridCol w:w="2196"/>
+        <w:gridCol w:w="1020"/>
+        <w:gridCol w:w="2627"/>
+        <w:gridCol w:w="2627"/>
+        <w:gridCol w:w="2627"/>
       </w:tblGrid>
       <w:tr>
         <w:tc>
           <w:tcPr>
-            <w:tcW w:type="dxa" w:w="2196"/>
-            <w:shd w:val="clear" w:color="auto" w:fill="D6E4F0"/>
+            <w:tcW w:w="1020" w:type="dxa"/>
+            <w:shd w:val="clear" w:color="auto" w:fill="1A3A5C"/>
           </w:tcPr>
           <w:p>
             <w:r>
               <w:rPr>
                 <w:b/>
-                <w:sz w:val="20"/>
+                <w:color w:val="FFFFFF"/>
+                <w:sz w:val="19"/>
               </w:rPr>
               <w:t>#</w:t>
             </w:r>
@@ -108,14 +119,15 @@
         </w:tc>
         <w:tc>
           <w:tcPr>
-            <w:tcW w:type="dxa" w:w="2196"/>
-            <w:shd w:val="clear" w:color="auto" w:fill="D6E4F0"/>
+            <w:tcW w:w="2627" w:type="dxa"/>
+            <w:shd w:val="clear" w:color="auto" w:fill="1A3A5C"/>
           </w:tcPr>
           <w:p>
             <w:r>
               <w:rPr>
                 <w:b/>
-                <w:sz w:val="20"/>
+                <w:color w:val="FFFFFF"/>
+                <w:sz w:val="19"/>
               </w:rPr>
               <w:t>Critério</w:t>
             </w:r>
@@ -123,14 +135,15 @@
         </w:tc>
         <w:tc>
           <w:tcPr>
-            <w:tcW w:type="dxa" w:w="2196"/>
-            <w:shd w:val="clear" w:color="auto" w:fill="D6E4F0"/>
+            <w:tcW w:w="2627" w:type="dxa"/>
+            <w:shd w:val="clear" w:color="auto" w:fill="1A3A5C"/>
           </w:tcPr>
           <w:p>
             <w:r>
               <w:rPr>
                 <w:b/>
-                <w:sz w:val="20"/>
+                <w:color w:val="FFFFFF"/>
+                <w:sz w:val="19"/>
               </w:rPr>
               <w:t>Status</w:t>
             </w:r>
@@ -138,14 +151,15 @@
         </w:tc>
         <w:tc>
           <w:tcPr>
-            <w:tcW w:type="dxa" w:w="2196"/>
-            <w:shd w:val="clear" w:color="auto" w:fill="D6E4F0"/>
+            <w:tcW w:w="2627" w:type="dxa"/>
+            <w:shd w:val="clear" w:color="auto" w:fill="1A3A5C"/>
           </w:tcPr>
           <w:p>
             <w:r>
               <w:rPr>
                 <w:b/>
-                <w:sz w:val="20"/>
+                <w:color w:val="FFFFFF"/>
+                <w:sz w:val="19"/>
               </w:rPr>
               <w:t>Observação</w:t>
             </w:r>
@@ -155,12 +169,12 @@
       <w:tr>
         <w:tc>
           <w:tcPr>
-            <w:tcW w:type="dxa" w:w="2196"/>
+            <w:tcW w:w="1020" w:type="dxa"/>
           </w:tcPr>
           <w:p>
             <w:r>
               <w:rPr>
-                <w:sz w:val="20"/>
+                <w:sz w:val="19"/>
               </w:rPr>
               <w:t>G1.1</w:t>
             </w:r>
@@ -168,12 +182,12 @@
         </w:tc>
         <w:tc>
           <w:tcPr>
-            <w:tcW w:type="dxa" w:w="2196"/>
+            <w:tcW w:w="2627" w:type="dxa"/>
           </w:tcPr>
           <w:p>
             <w:r>
               <w:rPr>
-                <w:sz w:val="20"/>
+                <w:sz w:val="19"/>
               </w:rPr>
               <w:t>10 critérios pontuados</w:t>
             </w:r>
@@ -181,12 +195,12 @@
         </w:tc>
         <w:tc>
           <w:tcPr>
-            <w:tcW w:type="dxa" w:w="2196"/>
+            <w:tcW w:w="2627" w:type="dxa"/>
           </w:tcPr>
           <w:p>
             <w:r>
               <w:rPr>
-                <w:sz w:val="20"/>
+                <w:sz w:val="19"/>
               </w:rPr>
               <w:t>✅ PASS</w:t>
             </w:r>
@@ -194,12 +208,12 @@
         </w:tc>
         <w:tc>
           <w:tcPr>
-            <w:tcW w:type="dxa" w:w="2196"/>
+            <w:tcW w:w="2627" w:type="dxa"/>
           </w:tcPr>
           <w:p>
             <w:r>
               <w:rPr>
-                <w:sz w:val="20"/>
+                <w:sz w:val="19"/>
               </w:rPr>
               <w:t>Critérios 1–10: 6/6/4/3/5/6/5/4/5/5 = 49/100</w:t>
             </w:r>
@@ -209,12 +223,13 @@
       <w:tr>
         <w:tc>
           <w:tcPr>
-            <w:tcW w:type="dxa" w:w="2196"/>
+            <w:tcW w:w="1020" w:type="dxa"/>
+            <w:shd w:val="clear" w:color="auto" w:fill="F0F5FB"/>
           </w:tcPr>
           <w:p>
             <w:r>
               <w:rPr>
-                <w:sz w:val="20"/>
+                <w:sz w:val="19"/>
               </w:rPr>
               <w:t>G1.2</w:t>
             </w:r>
@@ -222,12 +237,13 @@
         </w:tc>
         <w:tc>
           <w:tcPr>
-            <w:tcW w:type="dxa" w:w="2196"/>
+            <w:tcW w:w="2627" w:type="dxa"/>
+            <w:shd w:val="clear" w:color="auto" w:fill="F0F5FB"/>
           </w:tcPr>
           <w:p>
             <w:r>
               <w:rPr>
-                <w:sz w:val="20"/>
+                <w:sz w:val="19"/>
               </w:rPr>
               <w:t>Justificativas presentes</w:t>
             </w:r>
@@ -235,12 +251,13 @@
         </w:tc>
         <w:tc>
           <w:tcPr>
-            <w:tcW w:type="dxa" w:w="2196"/>
+            <w:tcW w:w="2627" w:type="dxa"/>
+            <w:shd w:val="clear" w:color="auto" w:fill="F0F5FB"/>
           </w:tcPr>
           <w:p>
             <w:r>
               <w:rPr>
-                <w:sz w:val="20"/>
+                <w:sz w:val="19"/>
               </w:rPr>
               <w:t>✅ PASS</w:t>
             </w:r>
@@ -248,12 +265,13 @@
         </w:tc>
         <w:tc>
           <w:tcPr>
-            <w:tcW w:type="dxa" w:w="2196"/>
+            <w:tcW w:w="2627" w:type="dxa"/>
+            <w:shd w:val="clear" w:color="auto" w:fill="F0F5FB"/>
           </w:tcPr>
           <w:p>
             <w:r>
               <w:rPr>
-                <w:sz w:val="20"/>
+                <w:sz w:val="19"/>
               </w:rPr>
               <w:t>Justificativas atualizadas com raciocínio das CBs resolvidas</w:t>
             </w:r>
@@ -263,12 +281,12 @@
       <w:tr>
         <w:tc>
           <w:tcPr>
-            <w:tcW w:type="dxa" w:w="2196"/>
+            <w:tcW w:w="1020" w:type="dxa"/>
           </w:tcPr>
           <w:p>
             <w:r>
               <w:rPr>
-                <w:sz w:val="20"/>
+                <w:sz w:val="19"/>
               </w:rPr>
               <w:t>G1.3</w:t>
             </w:r>
@@ -276,12 +294,12 @@
         </w:tc>
         <w:tc>
           <w:tcPr>
-            <w:tcW w:type="dxa" w:w="2196"/>
+            <w:tcW w:w="2627" w:type="dxa"/>
           </w:tcPr>
           <w:p>
             <w:r>
               <w:rPr>
-                <w:sz w:val="20"/>
+                <w:sz w:val="19"/>
               </w:rPr>
               <w:t>Classificação declarada</w:t>
             </w:r>
@@ -289,12 +307,12 @@
         </w:tc>
         <w:tc>
           <w:tcPr>
-            <w:tcW w:type="dxa" w:w="2196"/>
+            <w:tcW w:w="2627" w:type="dxa"/>
           </w:tcPr>
           <w:p>
             <w:r>
               <w:rPr>
-                <w:sz w:val="20"/>
+                <w:sz w:val="19"/>
               </w:rPr>
               <w:t>✅ PASS</w:t>
             </w:r>
@@ -302,12 +320,12 @@
         </w:tc>
         <w:tc>
           <w:tcPr>
-            <w:tcW w:type="dxa" w:w="2196"/>
+            <w:tcW w:w="2627" w:type="dxa"/>
           </w:tcPr>
           <w:p>
             <w:r>
               <w:rPr>
-                <w:sz w:val="20"/>
+                <w:sz w:val="19"/>
               </w:rPr>
               <w:t>"MELHORIA EVOLUTIVA → Sustentação ERP FI" (provisória, pendente CB-2)</w:t>
             </w:r>
@@ -317,12 +335,13 @@
       <w:tr>
         <w:tc>
           <w:tcPr>
-            <w:tcW w:type="dxa" w:w="2196"/>
+            <w:tcW w:w="1020" w:type="dxa"/>
+            <w:shd w:val="clear" w:color="auto" w:fill="F0F5FB"/>
           </w:tcPr>
           <w:p>
             <w:r>
               <w:rPr>
-                <w:sz w:val="20"/>
+                <w:sz w:val="19"/>
               </w:rPr>
               <w:t>G1.4</w:t>
             </w:r>
@@ -330,12 +349,13 @@
         </w:tc>
         <w:tc>
           <w:tcPr>
-            <w:tcW w:type="dxa" w:w="2196"/>
+            <w:tcW w:w="2627" w:type="dxa"/>
+            <w:shd w:val="clear" w:color="auto" w:fill="F0F5FB"/>
           </w:tcPr>
           <w:p>
             <w:r>
               <w:rPr>
-                <w:sz w:val="20"/>
+                <w:sz w:val="19"/>
               </w:rPr>
               <w:t>Decisão declarada</w:t>
             </w:r>
@@ -343,12 +363,13 @@
         </w:tc>
         <w:tc>
           <w:tcPr>
-            <w:tcW w:type="dxa" w:w="2196"/>
+            <w:tcW w:w="2627" w:type="dxa"/>
+            <w:shd w:val="clear" w:color="auto" w:fill="F0F5FB"/>
           </w:tcPr>
           <w:p>
             <w:r>
               <w:rPr>
-                <w:sz w:val="20"/>
+                <w:sz w:val="19"/>
               </w:rPr>
               <w:t>✅ PASS</w:t>
             </w:r>
@@ -356,12 +377,13 @@
         </w:tc>
         <w:tc>
           <w:tcPr>
-            <w:tcW w:type="dxa" w:w="2196"/>
+            <w:tcW w:w="2627" w:type="dxa"/>
+            <w:shd w:val="clear" w:color="auto" w:fill="F0F5FB"/>
           </w:tcPr>
           <w:p>
             <w:r>
               <w:rPr>
-                <w:sz w:val="20"/>
+                <w:sz w:val="19"/>
               </w:rPr>
               <w:t>"EM ESPERA" com fundamentação explícita sobre o 1 ponto de diferença</w:t>
             </w:r>
@@ -371,12 +393,12 @@
       <w:tr>
         <w:tc>
           <w:tcPr>
-            <w:tcW w:type="dxa" w:w="2196"/>
+            <w:tcW w:w="1020" w:type="dxa"/>
           </w:tcPr>
           <w:p>
             <w:r>
               <w:rPr>
-                <w:sz w:val="20"/>
+                <w:sz w:val="19"/>
               </w:rPr>
               <w:t>G2.1</w:t>
             </w:r>
@@ -384,12 +406,12 @@
         </w:tc>
         <w:tc>
           <w:tcPr>
-            <w:tcW w:type="dxa" w:w="2196"/>
+            <w:tcW w:w="2627" w:type="dxa"/>
           </w:tcPr>
           <w:p>
             <w:r>
               <w:rPr>
-                <w:sz w:val="20"/>
+                <w:sz w:val="19"/>
               </w:rPr>
               <w:t>Decisão coerente com pontuação</w:t>
             </w:r>
@@ -397,12 +419,12 @@
         </w:tc>
         <w:tc>
           <w:tcPr>
-            <w:tcW w:type="dxa" w:w="2196"/>
+            <w:tcW w:w="2627" w:type="dxa"/>
           </w:tcPr>
           <w:p>
             <w:r>
               <w:rPr>
-                <w:sz w:val="20"/>
+                <w:sz w:val="19"/>
               </w:rPr>
               <w:t>✅ PASS</w:t>
             </w:r>
@@ -410,12 +432,12 @@
         </w:tc>
         <w:tc>
           <w:tcPr>
-            <w:tcW w:type="dxa" w:w="2196"/>
+            <w:tcW w:w="2627" w:type="dxa"/>
           </w:tcPr>
           <w:p>
             <w:r>
               <w:rPr>
-                <w:sz w:val="20"/>
+                <w:sz w:val="19"/>
               </w:rPr>
               <w:t>49/100 (49%) &lt; 50% → EM ESPERA correto; 1 ponto do limiar com CB-2 como variável determinante</w:t>
             </w:r>
@@ -425,12 +447,13 @@
       <w:tr>
         <w:tc>
           <w:tcPr>
-            <w:tcW w:type="dxa" w:w="2196"/>
+            <w:tcW w:w="1020" w:type="dxa"/>
+            <w:shd w:val="clear" w:color="auto" w:fill="F0F5FB"/>
           </w:tcPr>
           <w:p>
             <w:r>
               <w:rPr>
-                <w:sz w:val="20"/>
+                <w:sz w:val="19"/>
               </w:rPr>
               <w:t>G3.1</w:t>
             </w:r>
@@ -438,12 +461,13 @@
         </w:tc>
         <w:tc>
           <w:tcPr>
-            <w:tcW w:type="dxa" w:w="2196"/>
+            <w:tcW w:w="2627" w:type="dxa"/>
+            <w:shd w:val="clear" w:color="auto" w:fill="F0F5FB"/>
           </w:tcPr>
           <w:p>
             <w:r>
               <w:rPr>
-                <w:sz w:val="20"/>
+                <w:sz w:val="19"/>
               </w:rPr>
               <w:t>CB-Sponsor documentada</w:t>
             </w:r>
@@ -451,12 +475,13 @@
         </w:tc>
         <w:tc>
           <w:tcPr>
-            <w:tcW w:type="dxa" w:w="2196"/>
+            <w:tcW w:w="2627" w:type="dxa"/>
+            <w:shd w:val="clear" w:color="auto" w:fill="F0F5FB"/>
           </w:tcPr>
           <w:p>
             <w:r>
               <w:rPr>
-                <w:sz w:val="20"/>
+                <w:sz w:val="19"/>
               </w:rPr>
               <w:t>✅ ABERTA</w:t>
             </w:r>
@@ -464,12 +489,13 @@
         </w:tc>
         <w:tc>
           <w:tcPr>
-            <w:tcW w:type="dxa" w:w="2196"/>
+            <w:tcW w:w="2627" w:type="dxa"/>
+            <w:shd w:val="clear" w:color="auto" w:fill="F0F5FB"/>
           </w:tcPr>
           <w:p>
             <w:r>
               <w:rPr>
-                <w:sz w:val="20"/>
+                <w:sz w:val="19"/>
               </w:rPr>
               <w:t>Registrada explicitamente: "Gladston Campos é Gerente — decisões de escopo/custo podem não ter alçada suficiente. A resolver antes do kick-off."</w:t>
             </w:r>
@@ -479,12 +505,12 @@
       <w:tr>
         <w:tc>
           <w:tcPr>
-            <w:tcW w:type="dxa" w:w="2196"/>
+            <w:tcW w:w="1020" w:type="dxa"/>
           </w:tcPr>
           <w:p>
             <w:r>
               <w:rPr>
-                <w:sz w:val="20"/>
+                <w:sz w:val="19"/>
               </w:rPr>
               <w:t>G3.2</w:t>
             </w:r>
@@ -492,12 +518,12 @@
         </w:tc>
         <w:tc>
           <w:tcPr>
-            <w:tcW w:type="dxa" w:w="2196"/>
+            <w:tcW w:w="2627" w:type="dxa"/>
           </w:tcPr>
           <w:p>
             <w:r>
               <w:rPr>
-                <w:sz w:val="20"/>
+                <w:sz w:val="19"/>
               </w:rPr>
               <w:t>CB-Orçamento documentada</w:t>
             </w:r>
@@ -505,12 +531,12 @@
         </w:tc>
         <w:tc>
           <w:tcPr>
-            <w:tcW w:type="dxa" w:w="2196"/>
+            <w:tcW w:w="2627" w:type="dxa"/>
           </w:tcPr>
           <w:p>
             <w:r>
               <w:rPr>
-                <w:sz w:val="20"/>
+                <w:sz w:val="19"/>
               </w:rPr>
               <w:t>✅ ABERTA</w:t>
             </w:r>
@@ -518,12 +544,12 @@
         </w:tc>
         <w:tc>
           <w:tcPr>
-            <w:tcW w:type="dxa" w:w="2196"/>
+            <w:tcW w:w="2627" w:type="dxa"/>
           </w:tcPr>
           <w:p>
             <w:r>
               <w:rPr>
-                <w:sz w:val="20"/>
+                <w:sz w:val="19"/>
               </w:rPr>
               <w:t>CB-3 convertida em Condição de Kick-off obrigatória — formalização de custos e re-autorização Holding antes do kickoff</w:t>
             </w:r>
@@ -533,12 +559,13 @@
       <w:tr>
         <w:tc>
           <w:tcPr>
-            <w:tcW w:type="dxa" w:w="2196"/>
+            <w:tcW w:w="1020" w:type="dxa"/>
+            <w:shd w:val="clear" w:color="auto" w:fill="F0F5FB"/>
           </w:tcPr>
           <w:p>
             <w:r>
               <w:rPr>
-                <w:sz w:val="20"/>
+                <w:sz w:val="19"/>
               </w:rPr>
               <w:t>G3.3</w:t>
             </w:r>
@@ -546,12 +573,13 @@
         </w:tc>
         <w:tc>
           <w:tcPr>
-            <w:tcW w:type="dxa" w:w="2196"/>
+            <w:tcW w:w="2627" w:type="dxa"/>
+            <w:shd w:val="clear" w:color="auto" w:fill="F0F5FB"/>
           </w:tcPr>
           <w:p>
             <w:r>
               <w:rPr>
-                <w:sz w:val="20"/>
+                <w:sz w:val="19"/>
               </w:rPr>
               <w:t>CB-Escopo documentada</w:t>
             </w:r>
@@ -559,12 +587,13 @@
         </w:tc>
         <w:tc>
           <w:tcPr>
-            <w:tcW w:type="dxa" w:w="2196"/>
+            <w:tcW w:w="2627" w:type="dxa"/>
+            <w:shd w:val="clear" w:color="auto" w:fill="F0F5FB"/>
           </w:tcPr>
           <w:p>
             <w:r>
               <w:rPr>
-                <w:sz w:val="20"/>
+                <w:sz w:val="19"/>
               </w:rPr>
               <w:t>✅ ABERTA</w:t>
             </w:r>
@@ -572,12 +601,13 @@
         </w:tc>
         <w:tc>
           <w:tcPr>
-            <w:tcW w:type="dxa" w:w="2196"/>
+            <w:tcW w:w="2627" w:type="dxa"/>
+            <w:shd w:val="clear" w:color="auto" w:fill="F0F5FB"/>
           </w:tcPr>
           <w:p>
             <w:r>
               <w:rPr>
-                <w:sz w:val="20"/>
+                <w:sz w:val="19"/>
               </w:rPr>
               <w:t>CB-2 documentada como item de descoberta técnica na fase de requisitos (Step 8)</w:t>
             </w:r>
@@ -587,12 +617,12 @@
       <w:tr>
         <w:tc>
           <w:tcPr>
-            <w:tcW w:type="dxa" w:w="2196"/>
+            <w:tcW w:w="1020" w:type="dxa"/>
           </w:tcPr>
           <w:p>
             <w:r>
               <w:rPr>
-                <w:sz w:val="20"/>
+                <w:sz w:val="19"/>
               </w:rPr>
               <w:t>G4.1</w:t>
             </w:r>
@@ -600,12 +630,12 @@
         </w:tc>
         <w:tc>
           <w:tcPr>
-            <w:tcW w:type="dxa" w:w="2196"/>
+            <w:tcW w:w="2627" w:type="dxa"/>
           </w:tcPr>
           <w:p>
             <w:r>
               <w:rPr>
-                <w:sz w:val="20"/>
+                <w:sz w:val="19"/>
               </w:rPr>
               <w:t>Dados consistentes com intake</w:t>
             </w:r>
@@ -613,12 +643,12 @@
         </w:tc>
         <w:tc>
           <w:tcPr>
-            <w:tcW w:type="dxa" w:w="2196"/>
+            <w:tcW w:w="2627" w:type="dxa"/>
           </w:tcPr>
           <w:p>
             <w:r>
               <w:rPr>
-                <w:sz w:val="20"/>
+                <w:sz w:val="19"/>
               </w:rPr>
               <w:t>✅ PASS</w:t>
             </w:r>
@@ -626,12 +656,12 @@
         </w:tc>
         <w:tc>
           <w:tcPr>
-            <w:tcW w:type="dxa" w:w="2196"/>
+            <w:tcW w:w="2627" w:type="dxa"/>
           </w:tcPr>
           <w:p>
             <w:r>
               <w:rPr>
-                <w:sz w:val="20"/>
+                <w:sz w:val="19"/>
               </w:rPr>
               <w:t>Stakeholders, fontes e contexto batem com demanda-coletada.md</w:t>
             </w:r>
@@ -641,12 +671,13 @@
       <w:tr>
         <w:tc>
           <w:tcPr>
-            <w:tcW w:type="dxa" w:w="2196"/>
+            <w:tcW w:w="1020" w:type="dxa"/>
+            <w:shd w:val="clear" w:color="auto" w:fill="F0F5FB"/>
           </w:tcPr>
           <w:p>
             <w:r>
               <w:rPr>
-                <w:sz w:val="20"/>
+                <w:sz w:val="19"/>
               </w:rPr>
               <w:t>G4.2</w:t>
             </w:r>
@@ -654,12 +685,13 @@
         </w:tc>
         <w:tc>
           <w:tcPr>
-            <w:tcW w:type="dxa" w:w="2196"/>
+            <w:tcW w:w="2627" w:type="dxa"/>
+            <w:shd w:val="clear" w:color="auto" w:fill="F0F5FB"/>
           </w:tcPr>
           <w:p>
             <w:r>
               <w:rPr>
-                <w:sz w:val="20"/>
+                <w:sz w:val="19"/>
               </w:rPr>
               <w:t>Sem informações inventadas</w:t>
             </w:r>
@@ -667,12 +699,13 @@
         </w:tc>
         <w:tc>
           <w:tcPr>
-            <w:tcW w:type="dxa" w:w="2196"/>
+            <w:tcW w:w="2627" w:type="dxa"/>
+            <w:shd w:val="clear" w:color="auto" w:fill="F0F5FB"/>
           </w:tcPr>
           <w:p>
             <w:r>
               <w:rPr>
-                <w:sz w:val="20"/>
+                <w:sz w:val="19"/>
               </w:rPr>
               <w:t>✅ PASS</w:t>
             </w:r>
@@ -680,12 +713,13 @@
         </w:tc>
         <w:tc>
           <w:tcPr>
-            <w:tcW w:type="dxa" w:w="2196"/>
+            <w:tcW w:w="2627" w:type="dxa"/>
+            <w:shd w:val="clear" w:color="auto" w:fill="F0F5FB"/>
           </w:tcPr>
           <w:p>
             <w:r>
               <w:rPr>
-                <w:sz w:val="20"/>
+                <w:sz w:val="19"/>
               </w:rPr>
               <w:t>Todos os dados rastreáveis às fontes 1, 2 e 3</w:t>
             </w:r>
@@ -695,12 +729,12 @@
       <w:tr>
         <w:tc>
           <w:tcPr>
-            <w:tcW w:type="dxa" w:w="2196"/>
+            <w:tcW w:w="1020" w:type="dxa"/>
           </w:tcPr>
           <w:p>
             <w:r>
               <w:rPr>
-                <w:sz w:val="20"/>
+                <w:sz w:val="19"/>
               </w:rPr>
               <w:t>G4.3</w:t>
             </w:r>
@@ -708,12 +742,12 @@
         </w:tc>
         <w:tc>
           <w:tcPr>
-            <w:tcW w:type="dxa" w:w="2196"/>
+            <w:tcW w:w="2627" w:type="dxa"/>
           </w:tcPr>
           <w:p>
             <w:r>
               <w:rPr>
-                <w:sz w:val="20"/>
+                <w:sz w:val="19"/>
               </w:rPr>
               <w:t>Lacunas da Iara tratadas</w:t>
             </w:r>
@@ -721,12 +755,12 @@
         </w:tc>
         <w:tc>
           <w:tcPr>
-            <w:tcW w:type="dxa" w:w="2196"/>
+            <w:tcW w:w="2627" w:type="dxa"/>
           </w:tcPr>
           <w:p>
             <w:r>
               <w:rPr>
-                <w:sz w:val="20"/>
+                <w:sz w:val="19"/>
               </w:rPr>
               <w:t>✅ PASS</w:t>
             </w:r>
@@ -734,12 +768,12 @@
         </w:tc>
         <w:tc>
           <w:tcPr>
-            <w:tcW w:type="dxa" w:w="2196"/>
+            <w:tcW w:w="2627" w:type="dxa"/>
           </w:tcPr>
           <w:p>
             <w:r>
               <w:rPr>
-                <w:sz w:val="20"/>
+                <w:sz w:val="19"/>
               </w:rPr>
               <w:t>L1–L10 endereçadas; CB-4 corretamente eliminada (processo normal, não lacuna)</w:t>
             </w:r>
@@ -749,12 +783,13 @@
       <w:tr>
         <w:tc>
           <w:tcPr>
-            <w:tcW w:type="dxa" w:w="2196"/>
+            <w:tcW w:w="1020" w:type="dxa"/>
+            <w:shd w:val="clear" w:color="auto" w:fill="F0F5FB"/>
           </w:tcPr>
           <w:p>
             <w:r>
               <w:rPr>
-                <w:sz w:val="20"/>
+                <w:sz w:val="19"/>
               </w:rPr>
               <w:t>G5.1</w:t>
             </w:r>
@@ -762,12 +797,13 @@
         </w:tc>
         <w:tc>
           <w:tcPr>
-            <w:tcW w:type="dxa" w:w="2196"/>
+            <w:tcW w:w="2627" w:type="dxa"/>
+            <w:shd w:val="clear" w:color="auto" w:fill="F0F5FB"/>
           </w:tcPr>
           <w:p>
             <w:r>
               <w:rPr>
-                <w:sz w:val="20"/>
+                <w:sz w:val="19"/>
               </w:rPr>
               <w:t>Time sustentação indicado (melhoria)</w:t>
             </w:r>
@@ -775,12 +811,13 @@
         </w:tc>
         <w:tc>
           <w:tcPr>
-            <w:tcW w:type="dxa" w:w="2196"/>
+            <w:tcW w:w="2627" w:type="dxa"/>
+            <w:shd w:val="clear" w:color="auto" w:fill="F0F5FB"/>
           </w:tcPr>
           <w:p>
             <w:r>
               <w:rPr>
-                <w:sz w:val="20"/>
+                <w:sz w:val="19"/>
               </w:rPr>
               <w:t>✅ PASS</w:t>
             </w:r>
@@ -788,12 +825,13 @@
         </w:tc>
         <w:tc>
           <w:tcPr>
-            <w:tcW w:type="dxa" w:w="2196"/>
+            <w:tcW w:w="2627" w:type="dxa"/>
+            <w:shd w:val="clear" w:color="auto" w:fill="F0F5FB"/>
           </w:tcPr>
           <w:p>
             <w:r>
               <w:rPr>
-                <w:sz w:val="20"/>
+                <w:sz w:val="19"/>
               </w:rPr>
               <w:t>"Sustentação ERP FI" mantido</w:t>
             </w:r>
@@ -803,12 +841,12 @@
       <w:tr>
         <w:tc>
           <w:tcPr>
-            <w:tcW w:type="dxa" w:w="2196"/>
+            <w:tcW w:w="1020" w:type="dxa"/>
           </w:tcPr>
           <w:p>
             <w:r>
               <w:rPr>
-                <w:sz w:val="20"/>
+                <w:sz w:val="19"/>
               </w:rPr>
               <w:t>G5.2</w:t>
             </w:r>
@@ -816,12 +854,12 @@
         </w:tc>
         <w:tc>
           <w:tcPr>
-            <w:tcW w:type="dxa" w:w="2196"/>
+            <w:tcW w:w="2627" w:type="dxa"/>
           </w:tcPr>
           <w:p>
             <w:r>
               <w:rPr>
-                <w:sz w:val="20"/>
+                <w:sz w:val="19"/>
               </w:rPr>
               <w:t>Próximos passos com responsável e prazo</w:t>
             </w:r>
@@ -829,12 +867,12 @@
         </w:tc>
         <w:tc>
           <w:tcPr>
-            <w:tcW w:type="dxa" w:w="2196"/>
+            <w:tcW w:w="2627" w:type="dxa"/>
           </w:tcPr>
           <w:p>
             <w:r>
               <w:rPr>
-                <w:sz w:val="20"/>
+                <w:sz w:val="19"/>
               </w:rPr>
               <w:t>✅ PASS</w:t>
             </w:r>
@@ -842,12 +880,12 @@
         </w:tc>
         <w:tc>
           <w:tcPr>
-            <w:tcW w:type="dxa" w:w="2196"/>
+            <w:tcW w:w="2627" w:type="dxa"/>
           </w:tcPr>
           <w:p>
             <w:r>
               <w:rPr>
-                <w:sz w:val="20"/>
+                <w:sz w:val="19"/>
               </w:rPr>
               <w:t>5 ações com responsável, prazo e fase do pipeline</w:t>
             </w:r>
@@ -868,9 +906,11 @@
     </w:p>
     <w:p/>
     <w:p>
-      <w:r>
-        <w:t>────────────────────────────────────────────────────────────</w:t>
-      </w:r>
+      <w:pPr>
+        <w:pBdr>
+          <w:bottom w:val="single" w:sz="6" w:space="1" w:color="CCCCCC"/>
+        </w:pBdr>
+      </w:pPr>
     </w:p>
     <w:p/>
     <w:p>
@@ -879,8 +919,11 @@
       </w:pPr>
       <w:r>
         <w:rPr>
-          <w:color w:val="404040"/>
-          <w:sz w:val="24"/>
+          <w:rFonts w:ascii="Calibri" w:hAnsi="Calibri"/>
+          <w:b/>
+          <w:i w:val="0"/>
+          <w:color w:val="2A4A7F"/>
+          <w:sz w:val="22"/>
         </w:rPr>
         <w:t>Registro Governança — Mudanças da v1 para v2</w:t>
       </w:r>
@@ -975,9 +1018,11 @@
     </w:p>
     <w:p/>
     <w:p>
-      <w:r>
-        <w:t>────────────────────────────────────────────────────────────</w:t>
-      </w:r>
+      <w:pPr>
+        <w:pBdr>
+          <w:bottom w:val="single" w:sz="6" w:space="1" w:color="CCCCCC"/>
+        </w:pBdr>
+      </w:pPr>
     </w:p>
     <w:p/>
     <w:p>
@@ -986,8 +1031,11 @@
       </w:pPr>
       <w:r>
         <w:rPr>
-          <w:color w:val="404040"/>
-          <w:sz w:val="24"/>
+          <w:rFonts w:ascii="Calibri" w:hAnsi="Calibri"/>
+          <w:b/>
+          <w:i w:val="0"/>
+          <w:color w:val="2A4A7F"/>
+          <w:sz w:val="22"/>
         </w:rPr>
         <w:t>Condições Bloqueantes Registradas (monitoramento)</w:t>
       </w:r>
@@ -996,26 +1044,28 @@
     <w:tbl>
       <w:tblPr>
         <w:tblStyle w:val="TableGrid"/>
-        <w:tblW w:type="auto" w:w="0"/>
         <w:tblLook w:firstColumn="1" w:firstRow="1" w:lastColumn="0" w:lastRow="0" w:noHBand="0" w:noVBand="1" w:val="04A0"/>
+        <w:tblW w:w="8900" w:type="dxa"/>
+        <w:tblLayout w:type="fixed"/>
       </w:tblPr>
       <w:tblGrid>
-        <w:gridCol w:w="2196"/>
-        <w:gridCol w:w="2196"/>
-        <w:gridCol w:w="2196"/>
-        <w:gridCol w:w="2196"/>
+        <w:gridCol w:w="2225"/>
+        <w:gridCol w:w="2225"/>
+        <w:gridCol w:w="2225"/>
+        <w:gridCol w:w="2225"/>
       </w:tblGrid>
       <w:tr>
         <w:tc>
           <w:tcPr>
-            <w:tcW w:type="dxa" w:w="2196"/>
-            <w:shd w:val="clear" w:color="auto" w:fill="D6E4F0"/>
+            <w:tcW w:w="2225" w:type="dxa"/>
+            <w:shd w:val="clear" w:color="auto" w:fill="1A3A5C"/>
           </w:tcPr>
           <w:p>
             <w:r>
               <w:rPr>
                 <w:b/>
-                <w:sz w:val="20"/>
+                <w:color w:val="FFFFFF"/>
+                <w:sz w:val="19"/>
               </w:rPr>
               <w:t>CB</w:t>
             </w:r>
@@ -1023,14 +1073,15 @@
         </w:tc>
         <w:tc>
           <w:tcPr>
-            <w:tcW w:type="dxa" w:w="2196"/>
-            <w:shd w:val="clear" w:color="auto" w:fill="D6E4F0"/>
+            <w:tcW w:w="2225" w:type="dxa"/>
+            <w:shd w:val="clear" w:color="auto" w:fill="1A3A5C"/>
           </w:tcPr>
           <w:p>
             <w:r>
               <w:rPr>
                 <w:b/>
-                <w:sz w:val="20"/>
+                <w:color w:val="FFFFFF"/>
+                <w:sz w:val="19"/>
               </w:rPr>
               <w:t>Descrição</w:t>
             </w:r>
@@ -1038,14 +1089,15 @@
         </w:tc>
         <w:tc>
           <w:tcPr>
-            <w:tcW w:type="dxa" w:w="2196"/>
-            <w:shd w:val="clear" w:color="auto" w:fill="D6E4F0"/>
+            <w:tcW w:w="2225" w:type="dxa"/>
+            <w:shd w:val="clear" w:color="auto" w:fill="1A3A5C"/>
           </w:tcPr>
           <w:p>
             <w:r>
               <w:rPr>
                 <w:b/>
-                <w:sz w:val="20"/>
+                <w:color w:val="FFFFFF"/>
+                <w:sz w:val="19"/>
               </w:rPr>
               <w:t>Status</w:t>
             </w:r>
@@ -1053,14 +1105,15 @@
         </w:tc>
         <w:tc>
           <w:tcPr>
-            <w:tcW w:type="dxa" w:w="2196"/>
-            <w:shd w:val="clear" w:color="auto" w:fill="D6E4F0"/>
+            <w:tcW w:w="2225" w:type="dxa"/>
+            <w:shd w:val="clear" w:color="auto" w:fill="1A3A5C"/>
           </w:tcPr>
           <w:p>
             <w:r>
               <w:rPr>
                 <w:b/>
-                <w:sz w:val="20"/>
+                <w:color w:val="FFFFFF"/>
+                <w:sz w:val="19"/>
               </w:rPr>
               <w:t>Quando Verificar</w:t>
             </w:r>
@@ -1070,12 +1123,12 @@
       <w:tr>
         <w:tc>
           <w:tcPr>
-            <w:tcW w:type="dxa" w:w="2196"/>
+            <w:tcW w:w="2225" w:type="dxa"/>
           </w:tcPr>
           <w:p>
             <w:r>
               <w:rPr>
-                <w:sz w:val="20"/>
+                <w:sz w:val="19"/>
               </w:rPr>
               <w:t>CB-2</w:t>
             </w:r>
@@ -1083,12 +1136,12 @@
         </w:tc>
         <w:tc>
           <w:tcPr>
-            <w:tcW w:type="dxa" w:w="2196"/>
+            <w:tcW w:w="2225" w:type="dxa"/>
           </w:tcPr>
           <w:p>
             <w:r>
               <w:rPr>
-                <w:sz w:val="20"/>
+                <w:sz w:val="19"/>
               </w:rPr>
               <w:t>Natureza dos ajustes técnicos + esforço por fase</w:t>
             </w:r>
@@ -1096,12 +1149,12 @@
         </w:tc>
         <w:tc>
           <w:tcPr>
-            <w:tcW w:type="dxa" w:w="2196"/>
+            <w:tcW w:w="2225" w:type="dxa"/>
           </w:tcPr>
           <w:p>
             <w:r>
               <w:rPr>
-                <w:sz w:val="20"/>
+                <w:sz w:val="19"/>
               </w:rPr>
               <w:t>ABERTA → Step 8</w:t>
             </w:r>
@@ -1109,12 +1162,12 @@
         </w:tc>
         <w:tc>
           <w:tcPr>
-            <w:tcW w:type="dxa" w:w="2196"/>
+            <w:tcW w:w="2225" w:type="dxa"/>
           </w:tcPr>
           <w:p>
             <w:r>
               <w:rPr>
-                <w:sz w:val="20"/>
+                <w:sz w:val="19"/>
               </w:rPr>
               <w:t>Requisitos (Rafael Requisito)</w:t>
             </w:r>
@@ -1124,12 +1177,13 @@
       <w:tr>
         <w:tc>
           <w:tcPr>
-            <w:tcW w:type="dxa" w:w="2196"/>
+            <w:tcW w:w="2225" w:type="dxa"/>
+            <w:shd w:val="clear" w:color="auto" w:fill="F0F5FB"/>
           </w:tcPr>
           <w:p>
             <w:r>
               <w:rPr>
-                <w:sz w:val="20"/>
+                <w:sz w:val="19"/>
               </w:rPr>
               <w:t>CB-3 (Gate KO)</w:t>
             </w:r>
@@ -1137,12 +1191,13 @@
         </w:tc>
         <w:tc>
           <w:tcPr>
-            <w:tcW w:type="dxa" w:w="2196"/>
+            <w:tcW w:w="2225" w:type="dxa"/>
+            <w:shd w:val="clear" w:color="auto" w:fill="F0F5FB"/>
           </w:tcPr>
           <w:p>
             <w:r>
               <w:rPr>
-                <w:sz w:val="20"/>
+                <w:sz w:val="19"/>
               </w:rPr>
               <w:t>Formalização de custos + re-autorização Holding</w:t>
             </w:r>
@@ -1150,12 +1205,13 @@
         </w:tc>
         <w:tc>
           <w:tcPr>
-            <w:tcW w:type="dxa" w:w="2196"/>
+            <w:tcW w:w="2225" w:type="dxa"/>
+            <w:shd w:val="clear" w:color="auto" w:fill="F0F5FB"/>
           </w:tcPr>
           <w:p>
             <w:r>
               <w:rPr>
-                <w:sz w:val="20"/>
+                <w:sz w:val="19"/>
               </w:rPr>
               <w:t>ABERTA → Gate Kick-off</w:t>
             </w:r>
@@ -1163,12 +1219,13 @@
         </w:tc>
         <w:tc>
           <w:tcPr>
-            <w:tcW w:type="dxa" w:w="2196"/>
+            <w:tcW w:w="2225" w:type="dxa"/>
+            <w:shd w:val="clear" w:color="auto" w:fill="F0F5FB"/>
           </w:tcPr>
           <w:p>
             <w:r>
               <w:rPr>
-                <w:sz w:val="20"/>
+                <w:sz w:val="19"/>
               </w:rPr>
               <w:t>Antes do kick-off</w:t>
             </w:r>
@@ -1178,12 +1235,12 @@
       <w:tr>
         <w:tc>
           <w:tcPr>
-            <w:tcW w:type="dxa" w:w="2196"/>
+            <w:tcW w:w="2225" w:type="dxa"/>
           </w:tcPr>
           <w:p>
             <w:r>
               <w:rPr>
-                <w:sz w:val="20"/>
+                <w:sz w:val="19"/>
               </w:rPr>
               <w:t>CB-Sponsor</w:t>
             </w:r>
@@ -1191,12 +1248,12 @@
         </w:tc>
         <w:tc>
           <w:tcPr>
-            <w:tcW w:type="dxa" w:w="2196"/>
+            <w:tcW w:w="2225" w:type="dxa"/>
           </w:tcPr>
           <w:p>
             <w:r>
               <w:rPr>
-                <w:sz w:val="20"/>
+                <w:sz w:val="19"/>
               </w:rPr>
               <w:t>Sponsor Diretor+ identificado ou escalada formal</w:t>
             </w:r>
@@ -1204,12 +1261,12 @@
         </w:tc>
         <w:tc>
           <w:tcPr>
-            <w:tcW w:type="dxa" w:w="2196"/>
+            <w:tcW w:w="2225" w:type="dxa"/>
           </w:tcPr>
           <w:p>
             <w:r>
               <w:rPr>
-                <w:sz w:val="20"/>
+                <w:sz w:val="19"/>
               </w:rPr>
               <w:t>ABERTA → Iniciação</w:t>
             </w:r>
@@ -1217,12 +1274,12 @@
         </w:tc>
         <w:tc>
           <w:tcPr>
-            <w:tcW w:type="dxa" w:w="2196"/>
+            <w:tcW w:w="2225" w:type="dxa"/>
           </w:tcPr>
           <w:p>
             <w:r>
               <w:rPr>
-                <w:sz w:val="20"/>
+                <w:sz w:val="19"/>
               </w:rPr>
               <w:t>Gate de Kick-off</w:t>
             </w:r>
@@ -1232,9 +1289,11 @@
     </w:tbl>
     <w:p/>
     <w:p>
-      <w:r>
-        <w:t>────────────────────────────────────────────────────────────</w:t>
-      </w:r>
+      <w:pPr>
+        <w:pBdr>
+          <w:bottom w:val="single" w:sz="6" w:space="1" w:color="CCCCCC"/>
+        </w:pBdr>
+      </w:pPr>
     </w:p>
     <w:p/>
     <w:p>
@@ -1243,8 +1302,11 @@
       </w:pPr>
       <w:r>
         <w:rPr>
-          <w:color w:val="404040"/>
-          <w:sz w:val="24"/>
+          <w:rFonts w:ascii="Calibri" w:hAnsi="Calibri"/>
+          <w:b/>
+          <w:i w:val="0"/>
+          <w:color w:val="2A4A7F"/>
+          <w:sz w:val="22"/>
         </w:rPr>
         <w:t>Encaminhamento</w:t>
       </w:r>
@@ -1304,7 +1366,7 @@
     <w:p/>
     <w:sectPr>
       <w:pgSz w:w="12240" w:h="15840"/>
-      <w:pgMar w:top="1440" w:right="1728" w:bottom="1440" w:left="1728" w:header="720" w:footer="720" w:gutter="0"/>
+      <w:pgMar w:top="1417" w:right="1417" w:bottom="1417" w:left="1587" w:header="720" w:footer="720" w:gutter="0"/>
       <w:cols w:space="720"/>
       <w:docGrid w:linePitch="360"/>
     </w:sectPr>
@@ -1677,7 +1739,7 @@
     <w:rsid w:val="00FC693F"/>
     <w:rPr>
       <w:rFonts w:ascii="Calibri" w:hAnsi="Calibri"/>
-      <w:sz w:val="22"/>
+      <w:sz w:val="21"/>
     </w:rPr>
   </w:style>
   <w:style w:type="paragraph" w:styleId="Header">
